--- a/HR Documents/templates/Leave Application Form - INJAAZ (before placeholders).docx
+++ b/HR Documents/templates/Leave Application Form - INJAAZ (before placeholders).docx
@@ -58,7 +58,7 @@
               <w:drawing>
                 <wp:inline xmlns:a="http://schemas.openxmlformats.org/drawingml/2006/main" xmlns:pic="http://schemas.openxmlformats.org/drawingml/2006/picture">
                   <wp:extent cx="648000" cy="609405"/>
-                  <wp:docPr id="11" name="Picture 11"/>
+                  <wp:docPr id="7" name="Picture 7"/>
                   <wp:cNvGraphicFramePr>
                     <a:graphicFrameLocks noChangeAspect="1"/>
                   </wp:cNvGraphicFramePr>
@@ -171,19 +171,8 @@
             <w:gridSpan w:val="4"/>
           </w:tcPr>
           <w:p>
-            <w:pPr>
-              <w:pStyle w:val="TableParagraph"/>
-              <w:spacing w:before="9"/>
-              <w:rPr>
-                <w:sz w:val="24"/>
-              </w:rPr>
-            </w:pPr>
-            <w:r>
-              <w:rPr>
-                <w:spacing w:val="-2"/>
-                <w:sz w:val="24"/>
-              </w:rPr>
-              <w:t>Name:</w:t>
+            <w:r>
+              <w:t>{{ employee_name }}</w:t>
             </w:r>
           </w:p>
         </w:tc>
@@ -202,25 +191,8 @@
             </w:tcBorders>
           </w:tcPr>
           <w:p>
-            <w:pPr>
-              <w:pStyle w:val="TableParagraph"/>
-              <w:spacing w:line="292" w:lineRule="exact"/>
-              <w:rPr>
-                <w:sz w:val="24"/>
-              </w:rPr>
-            </w:pPr>
-            <w:r>
-              <w:rPr>
-                <w:sz w:val="24"/>
-              </w:rPr>
-              <w:t>Job</w:t>
-            </w:r>
-            <w:r>
-              <w:rPr>
-                <w:spacing w:val="-2"/>
-                <w:sz w:val="24"/>
-              </w:rPr>
-              <w:t xml:space="preserve"> Title:</w:t>
+            <w:r>
+              <w:t>{{ job_title }}</w:t>
             </w:r>
           </w:p>
         </w:tc>
@@ -279,32 +251,8 @@
             </w:tcBorders>
           </w:tcPr>
           <w:p>
-            <w:pPr>
-              <w:pStyle w:val="TableParagraph"/>
-              <w:spacing w:line="292" w:lineRule="exact"/>
-              <w:rPr>
-                <w:sz w:val="24"/>
-              </w:rPr>
-            </w:pPr>
-            <w:r>
-              <w:rPr>
-                <w:sz w:val="24"/>
-              </w:rPr>
-              <w:t>Employee</w:t>
-            </w:r>
-            <w:r>
-              <w:rPr>
-                <w:spacing w:val="-2"/>
-                <w:sz w:val="24"/>
-              </w:rPr>
-              <w:t xml:space="preserve"> </w:t>
-            </w:r>
-            <w:r>
-              <w:rPr>
-                <w:spacing w:val="-5"/>
-                <w:sz w:val="24"/>
-              </w:rPr>
-              <w:t>ID:</w:t>
+            <w:r>
+              <w:t>{{ employee_id }}</w:t>
             </w:r>
           </w:p>
         </w:tc>
@@ -351,45 +299,8 @@
             </w:tcBorders>
           </w:tcPr>
           <w:p>
-            <w:pPr>
-              <w:pStyle w:val="TableParagraph"/>
-              <w:spacing w:line="292" w:lineRule="exact"/>
-              <w:rPr>
-                <w:sz w:val="24"/>
-              </w:rPr>
-            </w:pPr>
-            <w:r>
-              <w:rPr>
-                <w:sz w:val="24"/>
-              </w:rPr>
-              <w:t>Date</w:t>
-            </w:r>
-            <w:r>
-              <w:rPr>
-                <w:spacing w:val="-4"/>
-                <w:sz w:val="24"/>
-              </w:rPr>
-              <w:t xml:space="preserve"> </w:t>
-            </w:r>
-            <w:r>
-              <w:rPr>
-                <w:sz w:val="24"/>
-              </w:rPr>
-              <w:t>of</w:t>
-            </w:r>
-            <w:r>
-              <w:rPr>
-                <w:spacing w:val="-1"/>
-                <w:sz w:val="24"/>
-              </w:rPr>
-              <w:t xml:space="preserve"> </w:t>
-            </w:r>
-            <w:r>
-              <w:rPr>
-                <w:spacing w:val="-2"/>
-                <w:sz w:val="24"/>
-              </w:rPr>
-              <w:t>Joining:</w:t>
+            <w:r>
+              <w:t>{{ date_of_joining }}</w:t>
             </w:r>
           </w:p>
         </w:tc>
@@ -447,38 +358,8 @@
             </w:tcBorders>
           </w:tcPr>
           <w:p>
-            <w:pPr>
-              <w:pStyle w:val="TableParagraph"/>
-              <w:spacing w:before="45"/>
-              <w:rPr>
-                <w:sz w:val="24"/>
-              </w:rPr>
-            </w:pPr>
-            <w:r>
-              <w:rPr>
-                <w:sz w:val="24"/>
-              </w:rPr>
-              <w:t>Last</w:t>
-            </w:r>
-            <w:r>
-              <w:rPr>
-                <w:spacing w:val="1"/>
-                <w:sz w:val="24"/>
-              </w:rPr>
-              <w:t xml:space="preserve"> </w:t>
-            </w:r>
-            <w:r>
-              <w:rPr>
-                <w:sz w:val="24"/>
-              </w:rPr>
-              <w:t>Leave</w:t>
-            </w:r>
-            <w:r>
-              <w:rPr>
-                <w:spacing w:val="-2"/>
-                <w:sz w:val="24"/>
-              </w:rPr>
-              <w:t xml:space="preserve"> Date:</w:t>
+            <w:r>
+              <w:t>{{ last_leave_date }}</w:t>
             </w:r>
           </w:p>
         </w:tc>
@@ -1419,56 +1300,8 @@
             </w:tcBorders>
           </w:tcPr>
           <w:p>
-            <w:pPr>
-              <w:pStyle w:val="TableParagraph"/>
-              <w:spacing w:before="49"/>
-              <w:rPr>
-                <w:sz w:val="24"/>
-              </w:rPr>
-            </w:pPr>
-            <w:r>
-              <w:rPr>
-                <w:b/>
-                <w:sz w:val="20"/>
-              </w:rPr>
-              <w:t>[</w:t>
-            </w:r>
-            <w:r>
-              <w:rPr>
-                <w:b/>
-                <w:spacing w:val="43"/>
-                <w:sz w:val="20"/>
-              </w:rPr>
-              <w:t xml:space="preserve"> </w:t>
-            </w:r>
-            <w:r>
-              <w:rPr>
-                <w:b/>
-                <w:sz w:val="20"/>
-              </w:rPr>
-              <w:t>]</w:t>
-            </w:r>
-            <w:r>
-              <w:rPr>
-                <w:b/>
-                <w:spacing w:val="66"/>
-                <w:w w:val="150"/>
-                <w:sz w:val="20"/>
-              </w:rPr>
-              <w:t xml:space="preserve"> </w:t>
-            </w:r>
-            <w:r>
-              <w:rPr>
-                <w:sz w:val="24"/>
-              </w:rPr>
-              <w:t xml:space="preserve">Unpaid </w:t>
-            </w:r>
-            <w:r>
-              <w:rPr>
-                <w:spacing w:val="-2"/>
-                <w:sz w:val="24"/>
-              </w:rPr>
-              <w:t>Leave</w:t>
+            <w:r>
+              <w:t>{{ hr_paid }}</w:t>
             </w:r>
           </w:p>
         </w:tc>
@@ -1688,71 +1521,8 @@
             </w:tcBorders>
           </w:tcPr>
           <w:p>
-            <w:pPr>
-              <w:pStyle w:val="TableParagraph"/>
-              <w:spacing w:line="292" w:lineRule="exact"/>
-              <w:rPr>
-                <w:sz w:val="24"/>
-              </w:rPr>
-            </w:pPr>
-            <w:r>
-              <w:rPr>
-                <w:sz w:val="24"/>
-              </w:rPr>
-              <w:t>Total</w:t>
-            </w:r>
-            <w:r>
-              <w:rPr>
-                <w:spacing w:val="-3"/>
-                <w:sz w:val="24"/>
-              </w:rPr>
-              <w:t xml:space="preserve"> </w:t>
-            </w:r>
-            <w:r>
-              <w:rPr>
-                <w:sz w:val="24"/>
-              </w:rPr>
-              <w:t>No.</w:t>
-            </w:r>
-            <w:r>
-              <w:rPr>
-                <w:spacing w:val="-3"/>
-                <w:sz w:val="24"/>
-              </w:rPr>
-              <w:t xml:space="preserve"> </w:t>
-            </w:r>
-            <w:r>
-              <w:rPr>
-                <w:sz w:val="24"/>
-              </w:rPr>
-              <w:t>of</w:t>
-            </w:r>
-            <w:r>
-              <w:rPr>
-                <w:spacing w:val="-2"/>
-                <w:sz w:val="24"/>
-              </w:rPr>
-              <w:t xml:space="preserve"> </w:t>
-            </w:r>
-            <w:r>
-              <w:rPr>
-                <w:sz w:val="24"/>
-              </w:rPr>
-              <w:t>Days</w:t>
-            </w:r>
-            <w:r>
-              <w:rPr>
-                <w:spacing w:val="-1"/>
-                <w:sz w:val="24"/>
-              </w:rPr>
-              <w:t xml:space="preserve"> </w:t>
-            </w:r>
-            <w:r>
-              <w:rPr>
-                <w:spacing w:val="-2"/>
-                <w:sz w:val="24"/>
-              </w:rPr>
-              <w:t>Requested:</w:t>
+            <w:r>
+              <w:t>{{ total_days_requested }}</w:t>
             </w:r>
           </w:p>
         </w:tc>
@@ -1847,59 +1617,8 @@
             <w:shd w:val="clear" w:color="auto" w:fill="D9D9D9"/>
           </w:tcPr>
           <w:p>
-            <w:pPr>
-              <w:pStyle w:val="TableParagraph"/>
-              <w:spacing w:before="78"/>
-              <w:ind w:left="256"/>
-              <w:rPr>
-                <w:b/>
-                <w:sz w:val="24"/>
-              </w:rPr>
-            </w:pPr>
-            <w:r>
-              <w:rPr>
-                <w:b/>
-                <w:sz w:val="24"/>
-              </w:rPr>
-              <w:t>Last</w:t>
-            </w:r>
-            <w:r>
-              <w:rPr>
-                <w:b/>
-                <w:spacing w:val="-1"/>
-                <w:sz w:val="24"/>
-              </w:rPr>
-              <w:t xml:space="preserve"> </w:t>
-            </w:r>
-            <w:r>
-              <w:rPr>
-                <w:b/>
-                <w:sz w:val="24"/>
-              </w:rPr>
-              <w:t>Day</w:t>
-            </w:r>
-            <w:r>
-              <w:rPr>
-                <w:b/>
-                <w:spacing w:val="-2"/>
-                <w:sz w:val="24"/>
-              </w:rPr>
-              <w:t xml:space="preserve"> </w:t>
-            </w:r>
-            <w:r>
-              <w:rPr>
-                <w:b/>
-                <w:sz w:val="24"/>
-              </w:rPr>
-              <w:t>of</w:t>
-            </w:r>
-            <w:r>
-              <w:rPr>
-                <w:b/>
-                <w:spacing w:val="-2"/>
-                <w:sz w:val="24"/>
-              </w:rPr>
-              <w:t xml:space="preserve"> Leave:</w:t>
+            <w:r>
+              <w:t>{{ first_day_of_leave }}</w:t>
             </w:r>
           </w:p>
         </w:tc>
@@ -1918,58 +1637,8 @@
             </w:tcBorders>
           </w:tcPr>
           <w:p>
-            <w:pPr>
-              <w:pStyle w:val="TableParagraph"/>
-              <w:spacing w:line="292" w:lineRule="exact"/>
-              <w:rPr>
-                <w:sz w:val="24"/>
-              </w:rPr>
-            </w:pPr>
-            <w:r>
-              <w:rPr>
-                <w:sz w:val="24"/>
-              </w:rPr>
-              <w:t>Date</w:t>
-            </w:r>
-            <w:r>
-              <w:rPr>
-                <w:spacing w:val="-4"/>
-                <w:sz w:val="24"/>
-              </w:rPr>
-              <w:t xml:space="preserve"> </w:t>
-            </w:r>
-            <w:r>
-              <w:rPr>
-                <w:sz w:val="24"/>
-              </w:rPr>
-              <w:t>returning</w:t>
-            </w:r>
-            <w:r>
-              <w:rPr>
-                <w:spacing w:val="-4"/>
-                <w:sz w:val="24"/>
-              </w:rPr>
-              <w:t xml:space="preserve"> </w:t>
-            </w:r>
-            <w:r>
-              <w:rPr>
-                <w:sz w:val="24"/>
-              </w:rPr>
-              <w:t>to</w:t>
-            </w:r>
-            <w:r>
-              <w:rPr>
-                <w:spacing w:val="-3"/>
-                <w:sz w:val="24"/>
-              </w:rPr>
-              <w:t xml:space="preserve"> </w:t>
-            </w:r>
-            <w:r>
-              <w:rPr>
-                <w:spacing w:val="-4"/>
-                <w:sz w:val="24"/>
-              </w:rPr>
-              <w:t>work:</w:t>
+            <w:r>
+              <w:t>{{ date_returning_to_work }}</w:t>
             </w:r>
           </w:p>
         </w:tc>
@@ -2511,32 +2180,8 @@
             </w:tcBorders>
           </w:tcPr>
           <w:p>
-            <w:pPr>
-              <w:pStyle w:val="TableParagraph"/>
-              <w:spacing w:before="104"/>
-              <w:rPr>
-                <w:sz w:val="24"/>
-              </w:rPr>
-            </w:pPr>
-            <w:r>
-              <w:rPr>
-                <w:sz w:val="24"/>
-              </w:rPr>
-              <w:t>Replacement</w:t>
-            </w:r>
-            <w:r>
-              <w:rPr>
-                <w:spacing w:val="-5"/>
-                <w:sz w:val="24"/>
-              </w:rPr>
-              <w:t xml:space="preserve"> </w:t>
-            </w:r>
-            <w:r>
-              <w:rPr>
-                <w:spacing w:val="-2"/>
-                <w:sz w:val="24"/>
-              </w:rPr>
-              <w:t>Name:</w:t>
+            <w:r>
+              <w:t>{{ employee_name }}</w:t>
             </w:r>
           </w:p>
         </w:tc>
@@ -2582,25 +2227,8 @@
             </w:tcBorders>
           </w:tcPr>
           <w:p>
-            <w:pPr>
-              <w:pStyle w:val="TableParagraph"/>
-              <w:spacing w:before="104"/>
-              <w:rPr>
-                <w:sz w:val="24"/>
-              </w:rPr>
-            </w:pPr>
-            <w:r>
-              <w:rPr>
-                <w:sz w:val="24"/>
-              </w:rPr>
-              <w:t>Employee</w:t>
-            </w:r>
-            <w:r>
-              <w:rPr>
-                <w:spacing w:val="-2"/>
-                <w:sz w:val="24"/>
-              </w:rPr>
-              <w:t xml:space="preserve"> Signature:</w:t>
+            <w:r>
+              <w:t>{{ employee_signature }}</w:t>
             </w:r>
           </w:p>
         </w:tc>
@@ -2656,383 +2284,8 @@
             <w:gridSpan w:val="4"/>
           </w:tcPr>
           <w:p>
-            <w:pPr>
-              <w:pStyle w:val="TableParagraph"/>
-              <w:tabs>
-                <w:tab w:val="left" w:pos="2764"/>
-                <w:tab w:val="left" w:pos="4478"/>
-              </w:tabs>
-              <w:spacing w:before="1"/>
-              <w:rPr>
-                <w:b/>
-                <w:sz w:val="24"/>
-              </w:rPr>
-            </w:pPr>
-            <w:r>
-              <w:rPr>
-                <w:noProof/>
-              </w:rPr>
-              <mc:AlternateContent>
-                <mc:Choice Requires="wps">
-                  <w:drawing>
-                    <wp:anchor distT="0" distB="0" distL="0" distR="0" simplePos="0" relativeHeight="487489024" behindDoc="1" locked="0" layoutInCell="1" allowOverlap="1" wp14:anchorId="5E55358E" wp14:editId="05F47529">
-                      <wp:simplePos x="0" y="0"/>
-                      <wp:positionH relativeFrom="column">
-                        <wp:posOffset>1404619</wp:posOffset>
-                      </wp:positionH>
-                      <wp:positionV relativeFrom="paragraph">
-                        <wp:posOffset>25219</wp:posOffset>
-                      </wp:positionV>
-                      <wp:extent cx="286385" cy="191770"/>
-                      <wp:effectExtent l="0" t="0" r="0" b="0"/>
-                      <wp:wrapNone/>
-                      <wp:docPr id="7" name="Group 7"/>
-                      <wp:cNvGraphicFramePr>
-                        <a:graphicFrameLocks xmlns:a="http://schemas.openxmlformats.org/drawingml/2006/main"/>
-                      </wp:cNvGraphicFramePr>
-                      <a:graphic xmlns:a="http://schemas.openxmlformats.org/drawingml/2006/main">
-                        <a:graphicData uri="http://schemas.microsoft.com/office/word/2010/wordprocessingGroup">
-                          <wpg:wgp>
-                            <wpg:cNvGrpSpPr>
-                              <a:grpSpLocks/>
-                            </wpg:cNvGrpSpPr>
-                            <wpg:grpSpPr>
-                              <a:xfrm>
-                                <a:off x="0" y="0"/>
-                                <a:ext cx="286385" cy="191770"/>
-                                <a:chOff x="0" y="0"/>
-                                <a:chExt cx="286385" cy="191770"/>
-                              </a:xfrm>
-                            </wpg:grpSpPr>
-                            <wps:wsp>
-                              <wps:cNvPr id="8" name="Graphic 8"/>
-                              <wps:cNvSpPr/>
-                              <wps:spPr>
-                                <a:xfrm>
-                                  <a:off x="3175" y="3175"/>
-                                  <a:ext cx="280035" cy="185420"/>
-                                </a:xfrm>
-                                <a:custGeom>
-                                  <a:avLst/>
-                                  <a:gdLst/>
-                                  <a:ahLst/>
-                                  <a:cxnLst/>
-                                  <a:rect l="l" t="t" r="r" b="b"/>
-                                  <a:pathLst>
-                                    <a:path w="280035" h="185420">
-                                      <a:moveTo>
-                                        <a:pt x="30861" y="0"/>
-                                      </a:moveTo>
-                                      <a:lnTo>
-                                        <a:pt x="18859" y="2428"/>
-                                      </a:lnTo>
-                                      <a:lnTo>
-                                        <a:pt x="9048" y="9048"/>
-                                      </a:lnTo>
-                                      <a:lnTo>
-                                        <a:pt x="2428" y="18859"/>
-                                      </a:lnTo>
-                                      <a:lnTo>
-                                        <a:pt x="0" y="30860"/>
-                                      </a:lnTo>
-                                      <a:lnTo>
-                                        <a:pt x="0" y="154558"/>
-                                      </a:lnTo>
-                                      <a:lnTo>
-                                        <a:pt x="2428" y="166560"/>
-                                      </a:lnTo>
-                                      <a:lnTo>
-                                        <a:pt x="9048" y="176371"/>
-                                      </a:lnTo>
-                                      <a:lnTo>
-                                        <a:pt x="18859" y="182991"/>
-                                      </a:lnTo>
-                                      <a:lnTo>
-                                        <a:pt x="30861" y="185419"/>
-                                      </a:lnTo>
-                                      <a:lnTo>
-                                        <a:pt x="249174" y="185419"/>
-                                      </a:lnTo>
-                                      <a:lnTo>
-                                        <a:pt x="261175" y="182991"/>
-                                      </a:lnTo>
-                                      <a:lnTo>
-                                        <a:pt x="270986" y="176371"/>
-                                      </a:lnTo>
-                                      <a:lnTo>
-                                        <a:pt x="277606" y="166560"/>
-                                      </a:lnTo>
-                                      <a:lnTo>
-                                        <a:pt x="280034" y="154558"/>
-                                      </a:lnTo>
-                                      <a:lnTo>
-                                        <a:pt x="280034" y="30860"/>
-                                      </a:lnTo>
-                                      <a:lnTo>
-                                        <a:pt x="277606" y="18859"/>
-                                      </a:lnTo>
-                                      <a:lnTo>
-                                        <a:pt x="270986" y="9048"/>
-                                      </a:lnTo>
-                                      <a:lnTo>
-                                        <a:pt x="261175" y="2428"/>
-                                      </a:lnTo>
-                                      <a:lnTo>
-                                        <a:pt x="249174" y="0"/>
-                                      </a:lnTo>
-                                      <a:lnTo>
-                                        <a:pt x="30861" y="0"/>
-                                      </a:lnTo>
-                                      <a:close/>
-                                    </a:path>
-                                  </a:pathLst>
-                                </a:custGeom>
-                                <a:ln w="6349">
-                                  <a:solidFill>
-                                    <a:srgbClr val="000000"/>
-                                  </a:solidFill>
-                                  <a:prstDash val="solid"/>
-                                </a:ln>
-                              </wps:spPr>
-                              <wps:bodyPr wrap="square" lIns="0" tIns="0" rIns="0" bIns="0" rtlCol="0">
-                                <a:prstTxWarp prst="textNoShape">
-                                  <a:avLst/>
-                                </a:prstTxWarp>
-                                <a:noAutofit/>
-                              </wps:bodyPr>
-                            </wps:wsp>
-                          </wpg:wgp>
-                        </a:graphicData>
-                      </a:graphic>
-                    </wp:anchor>
-                  </w:drawing>
-                </mc:Choice>
-                <mc:Fallback xmlns:ve="http://schemas.openxmlformats.org/markup-compatibility/2006" xmlns:a="http://schemas.openxmlformats.org/drawingml/2006/main" xmlns:pic="http://schemas.openxmlformats.org/drawingml/2006/picture">
-                  <w:pict>
-                    <v:group style="position:absolute;margin-left:110.599998pt;margin-top:1.98578pt;width:22.55pt;height:15.1pt;mso-position-horizontal-relative:column;mso-position-vertical-relative:paragraph;z-index:-15827456" id="docshapegroup5" coordorigin="2212,40" coordsize="451,302">
-                      <v:shape style="position:absolute;left:2217;top:44;width:441;height:292" id="docshape6" coordorigin="2217,45" coordsize="441,292" path="m2266,45l2247,49,2231,59,2221,74,2217,93,2217,288,2221,307,2231,322,2247,333,2266,337,2609,337,2628,333,2644,322,2654,307,2658,288,2658,93,2654,74,2644,59,2628,49,2609,45,2266,45xe" filled="false" stroked="true" strokeweight=".5pt" strokecolor="#000000">
-                        <v:path arrowok="t"/>
-                        <v:stroke dashstyle="solid"/>
-                      </v:shape>
-                      <w10:wrap type="none"/>
-                    </v:group>
-                  </w:pict>
-                </mc:Fallback>
-              </mc:AlternateContent>
-            </w:r>
-            <w:r>
-              <w:rPr>
-                <w:noProof/>
-              </w:rPr>
-              <mc:AlternateContent>
-                <mc:Choice Requires="wps">
-                  <w:drawing>
-                    <wp:anchor distT="0" distB="0" distL="0" distR="0" simplePos="0" relativeHeight="487489536" behindDoc="1" locked="0" layoutInCell="1" allowOverlap="1" wp14:anchorId="0E3F60F1" wp14:editId="3076B61F">
-                      <wp:simplePos x="0" y="0"/>
-                      <wp:positionH relativeFrom="column">
-                        <wp:posOffset>2513329</wp:posOffset>
-                      </wp:positionH>
-                      <wp:positionV relativeFrom="paragraph">
-                        <wp:posOffset>34744</wp:posOffset>
-                      </wp:positionV>
-                      <wp:extent cx="286385" cy="191770"/>
-                      <wp:effectExtent l="0" t="0" r="0" b="0"/>
-                      <wp:wrapNone/>
-                      <wp:docPr id="9" name="Group 9"/>
-                      <wp:cNvGraphicFramePr>
-                        <a:graphicFrameLocks xmlns:a="http://schemas.openxmlformats.org/drawingml/2006/main"/>
-                      </wp:cNvGraphicFramePr>
-                      <a:graphic xmlns:a="http://schemas.openxmlformats.org/drawingml/2006/main">
-                        <a:graphicData uri="http://schemas.microsoft.com/office/word/2010/wordprocessingGroup">
-                          <wpg:wgp>
-                            <wpg:cNvGrpSpPr>
-                              <a:grpSpLocks/>
-                            </wpg:cNvGrpSpPr>
-                            <wpg:grpSpPr>
-                              <a:xfrm>
-                                <a:off x="0" y="0"/>
-                                <a:ext cx="286385" cy="191770"/>
-                                <a:chOff x="0" y="0"/>
-                                <a:chExt cx="286385" cy="191770"/>
-                              </a:xfrm>
-                            </wpg:grpSpPr>
-                            <wps:wsp>
-                              <wps:cNvPr id="10" name="Graphic 10"/>
-                              <wps:cNvSpPr/>
-                              <wps:spPr>
-                                <a:xfrm>
-                                  <a:off x="3175" y="3175"/>
-                                  <a:ext cx="280035" cy="185420"/>
-                                </a:xfrm>
-                                <a:custGeom>
-                                  <a:avLst/>
-                                  <a:gdLst/>
-                                  <a:ahLst/>
-                                  <a:cxnLst/>
-                                  <a:rect l="l" t="t" r="r" b="b"/>
-                                  <a:pathLst>
-                                    <a:path w="280035" h="185420">
-                                      <a:moveTo>
-                                        <a:pt x="30861" y="0"/>
-                                      </a:moveTo>
-                                      <a:lnTo>
-                                        <a:pt x="18859" y="2428"/>
-                                      </a:lnTo>
-                                      <a:lnTo>
-                                        <a:pt x="9048" y="9048"/>
-                                      </a:lnTo>
-                                      <a:lnTo>
-                                        <a:pt x="2428" y="18859"/>
-                                      </a:lnTo>
-                                      <a:lnTo>
-                                        <a:pt x="0" y="30860"/>
-                                      </a:lnTo>
-                                      <a:lnTo>
-                                        <a:pt x="0" y="154558"/>
-                                      </a:lnTo>
-                                      <a:lnTo>
-                                        <a:pt x="2428" y="166560"/>
-                                      </a:lnTo>
-                                      <a:lnTo>
-                                        <a:pt x="9048" y="176371"/>
-                                      </a:lnTo>
-                                      <a:lnTo>
-                                        <a:pt x="18859" y="182991"/>
-                                      </a:lnTo>
-                                      <a:lnTo>
-                                        <a:pt x="30861" y="185419"/>
-                                      </a:lnTo>
-                                      <a:lnTo>
-                                        <a:pt x="249174" y="185419"/>
-                                      </a:lnTo>
-                                      <a:lnTo>
-                                        <a:pt x="261175" y="182991"/>
-                                      </a:lnTo>
-                                      <a:lnTo>
-                                        <a:pt x="270986" y="176371"/>
-                                      </a:lnTo>
-                                      <a:lnTo>
-                                        <a:pt x="277606" y="166560"/>
-                                      </a:lnTo>
-                                      <a:lnTo>
-                                        <a:pt x="280035" y="154558"/>
-                                      </a:lnTo>
-                                      <a:lnTo>
-                                        <a:pt x="280035" y="30860"/>
-                                      </a:lnTo>
-                                      <a:lnTo>
-                                        <a:pt x="277606" y="18859"/>
-                                      </a:lnTo>
-                                      <a:lnTo>
-                                        <a:pt x="270986" y="9048"/>
-                                      </a:lnTo>
-                                      <a:lnTo>
-                                        <a:pt x="261175" y="2428"/>
-                                      </a:lnTo>
-                                      <a:lnTo>
-                                        <a:pt x="249174" y="0"/>
-                                      </a:lnTo>
-                                      <a:lnTo>
-                                        <a:pt x="30861" y="0"/>
-                                      </a:lnTo>
-                                      <a:close/>
-                                    </a:path>
-                                  </a:pathLst>
-                                </a:custGeom>
-                                <a:ln w="6350">
-                                  <a:solidFill>
-                                    <a:srgbClr val="000000"/>
-                                  </a:solidFill>
-                                  <a:prstDash val="solid"/>
-                                </a:ln>
-                              </wps:spPr>
-                              <wps:bodyPr wrap="square" lIns="0" tIns="0" rIns="0" bIns="0" rtlCol="0">
-                                <a:prstTxWarp prst="textNoShape">
-                                  <a:avLst/>
-                                </a:prstTxWarp>
-                                <a:noAutofit/>
-                              </wps:bodyPr>
-                            </wps:wsp>
-                          </wpg:wgp>
-                        </a:graphicData>
-                      </a:graphic>
-                    </wp:anchor>
-                  </w:drawing>
-                </mc:Choice>
-                <mc:Fallback xmlns:ve="http://schemas.openxmlformats.org/markup-compatibility/2006" xmlns:a="http://schemas.openxmlformats.org/drawingml/2006/main" xmlns:pic="http://schemas.openxmlformats.org/drawingml/2006/picture">
-                  <w:pict>
-                    <v:group style="position:absolute;margin-left:197.899994pt;margin-top:2.73578pt;width:22.55pt;height:15.1pt;mso-position-horizontal-relative:column;mso-position-vertical-relative:paragraph;z-index:-15826944" id="docshapegroup7" coordorigin="3958,55" coordsize="451,302">
-                      <v:shape style="position:absolute;left:3963;top:59;width:441;height:292" id="docshape8" coordorigin="3963,60" coordsize="441,292" path="m4012,60l3993,64,3977,74,3967,89,3963,108,3963,303,3967,322,3977,337,3993,348,4012,352,4355,352,4374,348,4390,337,4400,322,4404,303,4404,108,4400,89,4390,74,4374,64,4355,60,4012,60xe" filled="false" stroked="true" strokeweight=".5pt" strokecolor="#000000">
-                        <v:path arrowok="t"/>
-                        <v:stroke dashstyle="solid"/>
-                      </v:shape>
-                      <w10:wrap type="none"/>
-                    </v:group>
-                  </w:pict>
-                </mc:Fallback>
-              </mc:AlternateContent>
-            </w:r>
-            <w:r>
-              <w:rPr>
-                <w:sz w:val="24"/>
-              </w:rPr>
-              <w:t>Checked</w:t>
-            </w:r>
-            <w:r>
-              <w:rPr>
-                <w:spacing w:val="-1"/>
-                <w:sz w:val="24"/>
-              </w:rPr>
-              <w:t xml:space="preserve"> </w:t>
-            </w:r>
-            <w:r>
-              <w:rPr>
-                <w:sz w:val="24"/>
-              </w:rPr>
-              <w:t>by</w:t>
-            </w:r>
-            <w:r>
-              <w:rPr>
-                <w:spacing w:val="-1"/>
-                <w:sz w:val="24"/>
-              </w:rPr>
-              <w:t xml:space="preserve"> </w:t>
-            </w:r>
-            <w:r>
-              <w:rPr>
-                <w:spacing w:val="-5"/>
-                <w:sz w:val="24"/>
-              </w:rPr>
-              <w:t>HR:</w:t>
-            </w:r>
-            <w:r>
-              <w:rPr>
-                <w:sz w:val="24"/>
-              </w:rPr>
-              <w:tab/>
-            </w:r>
-            <w:r>
-              <w:rPr>
-                <w:b/>
-                <w:spacing w:val="-5"/>
-                <w:sz w:val="24"/>
-              </w:rPr>
-              <w:t>YES</w:t>
-            </w:r>
-            <w:r>
-              <w:rPr>
-                <w:b/>
-                <w:sz w:val="24"/>
-              </w:rPr>
-              <w:tab/>
-            </w:r>
-            <w:r>
-              <w:rPr>
-                <w:b/>
-                <w:spacing w:val="-5"/>
-                <w:sz w:val="24"/>
-              </w:rPr>
-              <w:t>NO</w:t>
+            <w:r>
+              <w:t>{{ hr_checked }}</w:t>
             </w:r>
           </w:p>
         </w:tc>
@@ -3047,36 +2300,8 @@
             <w:gridSpan w:val="4"/>
           </w:tcPr>
           <w:p>
-            <w:pPr>
-              <w:pStyle w:val="TableParagraph"/>
-              <w:spacing w:line="292" w:lineRule="exact"/>
-              <w:rPr>
-                <w:b/>
-                <w:sz w:val="24"/>
-              </w:rPr>
-            </w:pPr>
-            <w:r>
-              <w:rPr>
-                <w:b/>
-                <w:sz w:val="24"/>
-              </w:rPr>
-              <w:t>HR</w:t>
-            </w:r>
-            <w:r>
-              <w:rPr>
-                <w:b/>
-                <w:spacing w:val="-1"/>
-                <w:sz w:val="24"/>
-              </w:rPr>
-              <w:t xml:space="preserve"> </w:t>
-            </w:r>
-            <w:r>
-              <w:rPr>
-                <w:b/>
-                <w:spacing w:val="-2"/>
-                <w:sz w:val="24"/>
-              </w:rPr>
-              <w:t>Comments:</w:t>
+            <w:r>
+              <w:t>{{ hr_comments }}</w:t>
             </w:r>
           </w:p>
         </w:tc>
@@ -3172,32 +2397,8 @@
             </w:tcBorders>
           </w:tcPr>
           <w:p>
-            <w:pPr>
-              <w:pStyle w:val="TableParagraph"/>
-              <w:spacing w:line="292" w:lineRule="exact"/>
-              <w:rPr>
-                <w:sz w:val="24"/>
-              </w:rPr>
-            </w:pPr>
-            <w:r>
-              <w:rPr>
-                <w:sz w:val="24"/>
-              </w:rPr>
-              <w:t>Balance</w:t>
-            </w:r>
-            <w:r>
-              <w:rPr>
-                <w:spacing w:val="-5"/>
-                <w:sz w:val="24"/>
-              </w:rPr>
-              <w:t xml:space="preserve"> </w:t>
-            </w:r>
-            <w:r>
-              <w:rPr>
-                <w:spacing w:val="-4"/>
-                <w:sz w:val="24"/>
-              </w:rPr>
-              <w:t>C/F:</w:t>
+            <w:r>
+              <w:t>{{ hr_balance_cf }}</w:t>
             </w:r>
           </w:p>
         </w:tc>
@@ -3304,25 +2505,8 @@
             </w:tcBorders>
           </w:tcPr>
           <w:p>
-            <w:pPr>
-              <w:pStyle w:val="TableParagraph"/>
-              <w:spacing w:before="1"/>
-              <w:rPr>
-                <w:sz w:val="24"/>
-              </w:rPr>
-            </w:pPr>
-            <w:r>
-              <w:rPr>
-                <w:sz w:val="24"/>
-              </w:rPr>
-              <w:t>HR</w:t>
-            </w:r>
-            <w:r>
-              <w:rPr>
-                <w:spacing w:val="-2"/>
-                <w:sz w:val="24"/>
-              </w:rPr>
-              <w:t xml:space="preserve"> Signature:</w:t>
+            <w:r>
+              <w:t>{{ hr_signature }}</w:t>
             </w:r>
           </w:p>
         </w:tc>
